--- a/8grade-spring/exam_v2/分析評量說明要點_v2.docx
+++ b/8grade-spring/exam_v2/分析評量說明要點_v2.docx
@@ -745,6 +745,9 @@
           <w:p>
             <w:pPr>
               <w:jc w:val="center"/>
+              <w:rPr>
+                <w:rFonts w:hint="eastAsia"/>
+              </w:rPr>
             </w:pPr>
             <w:r>
               <w:rPr>
@@ -755,9 +758,136 @@
               <w:t>Q10（與 Q5 同情境）</w:t>
             </w:r>
           </w:p>
-          <w:p>
-            <w:pPr>
-              <w:jc w:val="center"/>
+        </w:tc>
+        <w:tc>
+          <w:tcPr>
+            <w:tcW w:w="1500" w:type="dxa"/>
+            <w:tcBorders>
+              <w:top w:val="single" w:sz="4" w:space="0" w:color="BFBFBF"/>
+              <w:left w:val="single" w:sz="4" w:space="0" w:color="BFBFBF"/>
+              <w:bottom w:val="single" w:sz="4" w:space="0" w:color="BFBFBF"/>
+              <w:right w:val="single" w:sz="4" w:space="0" w:color="BFBFBF"/>
+            </w:tcBorders>
+            <w:shd w:val="clear" w:color="auto" w:fill="D5E8D4"/>
+            <w:tcMar>
+              <w:top w:w="80" w:type="dxa"/>
+              <w:left w:w="120" w:type="dxa"/>
+              <w:bottom w:w="80" w:type="dxa"/>
+              <w:right w:w="120" w:type="dxa"/>
+            </w:tcMar>
+            <w:vAlign w:val="center"/>
+          </w:tcPr>
+          <w:p>
+            <w:pPr>
+              <w:jc w:val="center"/>
+            </w:pPr>
+            <w:r>
+              <w:rPr>
+                <w:color w:val="000000"/>
+                <w:sz w:val="20"/>
+                <w:szCs w:val="20"/>
+              </w:rPr>
+              <w:t>科學推理</w:t>
+            </w:r>
+          </w:p>
+        </w:tc>
+        <w:tc>
+          <w:tcPr>
+            <w:tcW w:w="4360" w:type="dxa"/>
+            <w:tcBorders>
+              <w:top w:val="single" w:sz="4" w:space="0" w:color="BFBFBF"/>
+              <w:left w:val="single" w:sz="4" w:space="0" w:color="BFBFBF"/>
+              <w:bottom w:val="single" w:sz="4" w:space="0" w:color="BFBFBF"/>
+              <w:right w:val="single" w:sz="4" w:space="0" w:color="BFBFBF"/>
+            </w:tcBorders>
+            <w:tcMar>
+              <w:top w:w="80" w:type="dxa"/>
+              <w:left w:w="120" w:type="dxa"/>
+              <w:bottom w:w="80" w:type="dxa"/>
+              <w:right w:w="120" w:type="dxa"/>
+            </w:tcMar>
+            <w:vAlign w:val="center"/>
+          </w:tcPr>
+          <w:p>
+            <w:r>
+              <w:rPr>
+                <w:color w:val="000000"/>
+                <w:sz w:val="20"/>
+                <w:szCs w:val="20"/>
+              </w:rPr>
+              <w:t>【v5 重要設計】Q9 ↔ Q4、Q10 ↔ Q5 為「完全同情境」，可直接比較同題答案的品質變化（不只答對率）；Q11 為迭代後設反思</w:t>
+            </w:r>
+          </w:p>
+        </w:tc>
+      </w:tr>
+      <w:tr>
+        <w:tc>
+          <w:tcPr>
+            <w:tcW w:w="1100" w:type="dxa"/>
+            <w:tcBorders>
+              <w:top w:val="single" w:sz="4" w:space="0" w:color="BFBFBF"/>
+              <w:left w:val="single" w:sz="4" w:space="0" w:color="BFBFBF"/>
+              <w:bottom w:val="single" w:sz="4" w:space="0" w:color="BFBFBF"/>
+              <w:right w:val="single" w:sz="4" w:space="0" w:color="BFBFBF"/>
+            </w:tcBorders>
+            <w:shd w:val="clear" w:color="auto" w:fill="C5E0B4"/>
+            <w:tcMar>
+              <w:top w:w="80" w:type="dxa"/>
+              <w:left w:w="120" w:type="dxa"/>
+              <w:bottom w:w="80" w:type="dxa"/>
+              <w:right w:w="120" w:type="dxa"/>
+            </w:tcMar>
+            <w:vAlign w:val="center"/>
+          </w:tcPr>
+          <w:p>
+            <w:pPr>
+              <w:jc w:val="center"/>
+              <w:rPr>
+                <w:b/>
+                <w:bCs/>
+                <w:color w:val="000000"/>
+                <w:sz w:val="20"/>
+                <w:szCs w:val="20"/>
+              </w:rPr>
+            </w:pPr>
+            <w:r>
+              <w:rPr>
+                <w:rFonts w:hint="eastAsia"/>
+                <w:b/>
+                <w:bCs/>
+                <w:color w:val="000000"/>
+                <w:sz w:val="20"/>
+                <w:szCs w:val="20"/>
+              </w:rPr>
+              <w:t>反思</w:t>
+            </w:r>
+          </w:p>
+        </w:tc>
+        <w:tc>
+          <w:tcPr>
+            <w:tcW w:w="2400" w:type="dxa"/>
+            <w:tcBorders>
+              <w:top w:val="single" w:sz="4" w:space="0" w:color="BFBFBF"/>
+              <w:left w:val="single" w:sz="4" w:space="0" w:color="BFBFBF"/>
+              <w:bottom w:val="single" w:sz="4" w:space="0" w:color="BFBFBF"/>
+              <w:right w:val="single" w:sz="4" w:space="0" w:color="BFBFBF"/>
+            </w:tcBorders>
+            <w:tcMar>
+              <w:top w:w="80" w:type="dxa"/>
+              <w:left w:w="120" w:type="dxa"/>
+              <w:bottom w:w="80" w:type="dxa"/>
+              <w:right w:w="120" w:type="dxa"/>
+            </w:tcMar>
+            <w:vAlign w:val="center"/>
+          </w:tcPr>
+          <w:p>
+            <w:pPr>
+              <w:jc w:val="center"/>
+              <w:rPr>
+                <w:color w:val="000000"/>
+                <w:sz w:val="20"/>
+                <w:szCs w:val="20"/>
+              </w:rPr>
             </w:pPr>
             <w:r>
               <w:rPr>
@@ -790,14 +920,20 @@
           <w:p>
             <w:pPr>
               <w:jc w:val="center"/>
-            </w:pPr>
-            <w:r>
-              <w:rPr>
-                <w:color w:val="000000"/>
-                <w:sz w:val="20"/>
-                <w:szCs w:val="20"/>
-              </w:rPr>
-              <w:t>科學推理</w:t>
+              <w:rPr>
+                <w:color w:val="000000"/>
+                <w:sz w:val="20"/>
+                <w:szCs w:val="20"/>
+              </w:rPr>
+            </w:pPr>
+            <w:r>
+              <w:rPr>
+                <w:rFonts w:hint="eastAsia"/>
+                <w:color w:val="000000"/>
+                <w:sz w:val="20"/>
+                <w:szCs w:val="20"/>
+              </w:rPr>
+              <w:t>情意問題</w:t>
             </w:r>
           </w:p>
         </w:tc>
@@ -819,14 +955,13 @@
             <w:vAlign w:val="center"/>
           </w:tcPr>
           <w:p>
-            <w:r>
-              <w:rPr>
-                <w:color w:val="000000"/>
-                <w:sz w:val="20"/>
-                <w:szCs w:val="20"/>
-              </w:rPr>
-              <w:t>【v5 重要設計】Q9 ↔ Q4、Q10 ↔ Q5 為「完全同情境」，可直接比較同題答案的品質變化（不只答對率）；Q11 為迭代後設反思</w:t>
-            </w:r>
+            <w:pPr>
+              <w:rPr>
+                <w:color w:val="000000"/>
+                <w:sz w:val="20"/>
+                <w:szCs w:val="20"/>
+              </w:rPr>
+            </w:pPr>
           </w:p>
         </w:tc>
       </w:tr>
@@ -5783,12 +5918,6 @@
         <w:gridCol w:w="3360"/>
       </w:tblGrid>
       <w:tr>
-        <w:tblPrEx>
-          <w:tblCellMar>
-            <w:top w:w="0" w:type="dxa"/>
-            <w:bottom w:w="0" w:type="dxa"/>
-          </w:tblCellMar>
-        </w:tblPrEx>
         <w:trPr>
           <w:tblHeader/>
         </w:trPr>
@@ -5945,12 +6074,6 @@
         </w:tc>
       </w:tr>
       <w:tr>
-        <w:tblPrEx>
-          <w:tblCellMar>
-            <w:top w:w="0" w:type="dxa"/>
-            <w:bottom w:w="0" w:type="dxa"/>
-          </w:tblCellMar>
-        </w:tblPrEx>
         <w:tc>
           <w:tcPr>
             <w:tcW w:w="2200" w:type="dxa"/>
@@ -6106,12 +6229,6 @@
         </w:tc>
       </w:tr>
       <w:tr>
-        <w:tblPrEx>
-          <w:tblCellMar>
-            <w:top w:w="0" w:type="dxa"/>
-            <w:bottom w:w="0" w:type="dxa"/>
-          </w:tblCellMar>
-        </w:tblPrEx>
         <w:tc>
           <w:tcPr>
             <w:tcW w:w="2200" w:type="dxa"/>
@@ -6267,12 +6384,6 @@
         </w:tc>
       </w:tr>
       <w:tr>
-        <w:tblPrEx>
-          <w:tblCellMar>
-            <w:top w:w="0" w:type="dxa"/>
-            <w:bottom w:w="0" w:type="dxa"/>
-          </w:tblCellMar>
-        </w:tblPrEx>
         <w:tc>
           <w:tcPr>
             <w:tcW w:w="2200" w:type="dxa"/>
@@ -6428,12 +6539,6 @@
         </w:tc>
       </w:tr>
       <w:tr>
-        <w:tblPrEx>
-          <w:tblCellMar>
-            <w:top w:w="0" w:type="dxa"/>
-            <w:bottom w:w="0" w:type="dxa"/>
-          </w:tblCellMar>
-        </w:tblPrEx>
         <w:tc>
           <w:tcPr>
             <w:tcW w:w="2200" w:type="dxa"/>
@@ -6589,12 +6694,6 @@
         </w:tc>
       </w:tr>
       <w:tr>
-        <w:tblPrEx>
-          <w:tblCellMar>
-            <w:top w:w="0" w:type="dxa"/>
-            <w:bottom w:w="0" w:type="dxa"/>
-          </w:tblCellMar>
-        </w:tblPrEx>
         <w:tc>
           <w:tcPr>
             <w:tcW w:w="2200" w:type="dxa"/>
@@ -6751,12 +6850,6 @@
         </w:tc>
       </w:tr>
       <w:tr>
-        <w:tblPrEx>
-          <w:tblCellMar>
-            <w:top w:w="0" w:type="dxa"/>
-            <w:bottom w:w="0" w:type="dxa"/>
-          </w:tblCellMar>
-        </w:tblPrEx>
         <w:tc>
           <w:tcPr>
             <w:tcW w:w="2200" w:type="dxa"/>
@@ -6912,12 +7005,6 @@
         </w:tc>
       </w:tr>
       <w:tr>
-        <w:tblPrEx>
-          <w:tblCellMar>
-            <w:top w:w="0" w:type="dxa"/>
-            <w:bottom w:w="0" w:type="dxa"/>
-          </w:tblCellMar>
-        </w:tblPrEx>
         <w:tc>
           <w:tcPr>
             <w:tcW w:w="2200" w:type="dxa"/>
@@ -7073,12 +7160,6 @@
         </w:tc>
       </w:tr>
       <w:tr>
-        <w:tblPrEx>
-          <w:tblCellMar>
-            <w:top w:w="0" w:type="dxa"/>
-            <w:bottom w:w="0" w:type="dxa"/>
-          </w:tblCellMar>
-        </w:tblPrEx>
         <w:tc>
           <w:tcPr>
             <w:tcW w:w="2200" w:type="dxa"/>
@@ -7282,12 +7363,6 @@
         <w:gridCol w:w="6960"/>
       </w:tblGrid>
       <w:tr>
-        <w:tblPrEx>
-          <w:tblCellMar>
-            <w:top w:w="0" w:type="dxa"/>
-            <w:bottom w:w="0" w:type="dxa"/>
-          </w:tblCellMar>
-        </w:tblPrEx>
         <w:trPr>
           <w:tblHeader/>
         </w:trPr>
@@ -7361,12 +7436,6 @@
         </w:tc>
       </w:tr>
       <w:tr>
-        <w:tblPrEx>
-          <w:tblCellMar>
-            <w:top w:w="0" w:type="dxa"/>
-            <w:bottom w:w="0" w:type="dxa"/>
-          </w:tblCellMar>
-        </w:tblPrEx>
         <w:tc>
           <w:tcPr>
             <w:tcW w:w="2400" w:type="dxa"/>
@@ -7428,12 +7497,6 @@
         </w:tc>
       </w:tr>
       <w:tr>
-        <w:tblPrEx>
-          <w:tblCellMar>
-            <w:top w:w="0" w:type="dxa"/>
-            <w:bottom w:w="0" w:type="dxa"/>
-          </w:tblCellMar>
-        </w:tblPrEx>
         <w:tc>
           <w:tcPr>
             <w:tcW w:w="2400" w:type="dxa"/>
@@ -7495,12 +7558,6 @@
         </w:tc>
       </w:tr>
       <w:tr>
-        <w:tblPrEx>
-          <w:tblCellMar>
-            <w:top w:w="0" w:type="dxa"/>
-            <w:bottom w:w="0" w:type="dxa"/>
-          </w:tblCellMar>
-        </w:tblPrEx>
         <w:tc>
           <w:tcPr>
             <w:tcW w:w="2400" w:type="dxa"/>
@@ -7562,12 +7619,6 @@
         </w:tc>
       </w:tr>
       <w:tr>
-        <w:tblPrEx>
-          <w:tblCellMar>
-            <w:top w:w="0" w:type="dxa"/>
-            <w:bottom w:w="0" w:type="dxa"/>
-          </w:tblCellMar>
-        </w:tblPrEx>
         <w:tc>
           <w:tcPr>
             <w:tcW w:w="2400" w:type="dxa"/>
@@ -7629,12 +7680,6 @@
         </w:tc>
       </w:tr>
       <w:tr>
-        <w:tblPrEx>
-          <w:tblCellMar>
-            <w:top w:w="0" w:type="dxa"/>
-            <w:bottom w:w="0" w:type="dxa"/>
-          </w:tblCellMar>
-        </w:tblPrEx>
         <w:tc>
           <w:tcPr>
             <w:tcW w:w="2400" w:type="dxa"/>
@@ -7696,12 +7741,6 @@
         </w:tc>
       </w:tr>
       <w:tr>
-        <w:tblPrEx>
-          <w:tblCellMar>
-            <w:top w:w="0" w:type="dxa"/>
-            <w:bottom w:w="0" w:type="dxa"/>
-          </w:tblCellMar>
-        </w:tblPrEx>
         <w:tc>
           <w:tcPr>
             <w:tcW w:w="2400" w:type="dxa"/>
@@ -7763,12 +7802,6 @@
         </w:tc>
       </w:tr>
       <w:tr>
-        <w:tblPrEx>
-          <w:tblCellMar>
-            <w:top w:w="0" w:type="dxa"/>
-            <w:bottom w:w="0" w:type="dxa"/>
-          </w:tblCellMar>
-        </w:tblPrEx>
         <w:tc>
           <w:tcPr>
             <w:tcW w:w="2400" w:type="dxa"/>
@@ -7867,12 +7900,6 @@
         <w:gridCol w:w="3660"/>
       </w:tblGrid>
       <w:tr>
-        <w:tblPrEx>
-          <w:tblCellMar>
-            <w:top w:w="0" w:type="dxa"/>
-            <w:bottom w:w="0" w:type="dxa"/>
-          </w:tblCellMar>
-        </w:tblPrEx>
         <w:trPr>
           <w:tblHeader/>
         </w:trPr>
@@ -7980,12 +8007,6 @@
         </w:tc>
       </w:tr>
       <w:tr>
-        <w:tblPrEx>
-          <w:tblCellMar>
-            <w:top w:w="0" w:type="dxa"/>
-            <w:bottom w:w="0" w:type="dxa"/>
-          </w:tblCellMar>
-        </w:tblPrEx>
         <w:tc>
           <w:tcPr>
             <w:tcW w:w="2200" w:type="dxa"/>
@@ -8087,12 +8108,6 @@
         </w:tc>
       </w:tr>
       <w:tr>
-        <w:tblPrEx>
-          <w:tblCellMar>
-            <w:top w:w="0" w:type="dxa"/>
-            <w:bottom w:w="0" w:type="dxa"/>
-          </w:tblCellMar>
-        </w:tblPrEx>
         <w:tc>
           <w:tcPr>
             <w:tcW w:w="2200" w:type="dxa"/>
@@ -8194,12 +8209,6 @@
         </w:tc>
       </w:tr>
       <w:tr>
-        <w:tblPrEx>
-          <w:tblCellMar>
-            <w:top w:w="0" w:type="dxa"/>
-            <w:bottom w:w="0" w:type="dxa"/>
-          </w:tblCellMar>
-        </w:tblPrEx>
         <w:tc>
           <w:tcPr>
             <w:tcW w:w="2200" w:type="dxa"/>
@@ -8331,12 +8340,6 @@
         <w:gridCol w:w="6360"/>
       </w:tblGrid>
       <w:tr>
-        <w:tblPrEx>
-          <w:tblCellMar>
-            <w:top w:w="0" w:type="dxa"/>
-            <w:bottom w:w="0" w:type="dxa"/>
-          </w:tblCellMar>
-        </w:tblPrEx>
         <w:trPr>
           <w:tblHeader/>
         </w:trPr>
@@ -8410,12 +8413,6 @@
         </w:tc>
       </w:tr>
       <w:tr>
-        <w:tblPrEx>
-          <w:tblCellMar>
-            <w:top w:w="0" w:type="dxa"/>
-            <w:bottom w:w="0" w:type="dxa"/>
-          </w:tblCellMar>
-        </w:tblPrEx>
         <w:tc>
           <w:tcPr>
             <w:tcW w:w="3000" w:type="dxa"/>
@@ -8474,12 +8471,6 @@
         </w:tc>
       </w:tr>
       <w:tr>
-        <w:tblPrEx>
-          <w:tblCellMar>
-            <w:top w:w="0" w:type="dxa"/>
-            <w:bottom w:w="0" w:type="dxa"/>
-          </w:tblCellMar>
-        </w:tblPrEx>
         <w:tc>
           <w:tcPr>
             <w:tcW w:w="3000" w:type="dxa"/>
@@ -8538,12 +8529,6 @@
         </w:tc>
       </w:tr>
       <w:tr>
-        <w:tblPrEx>
-          <w:tblCellMar>
-            <w:top w:w="0" w:type="dxa"/>
-            <w:bottom w:w="0" w:type="dxa"/>
-          </w:tblCellMar>
-        </w:tblPrEx>
         <w:tc>
           <w:tcPr>
             <w:tcW w:w="3000" w:type="dxa"/>
@@ -8602,12 +8587,6 @@
         </w:tc>
       </w:tr>
       <w:tr>
-        <w:tblPrEx>
-          <w:tblCellMar>
-            <w:top w:w="0" w:type="dxa"/>
-            <w:bottom w:w="0" w:type="dxa"/>
-          </w:tblCellMar>
-        </w:tblPrEx>
         <w:tc>
           <w:tcPr>
             <w:tcW w:w="3000" w:type="dxa"/>
@@ -8666,12 +8645,6 @@
         </w:tc>
       </w:tr>
       <w:tr>
-        <w:tblPrEx>
-          <w:tblCellMar>
-            <w:top w:w="0" w:type="dxa"/>
-            <w:bottom w:w="0" w:type="dxa"/>
-          </w:tblCellMar>
-        </w:tblPrEx>
         <w:tc>
           <w:tcPr>
             <w:tcW w:w="3000" w:type="dxa"/>
@@ -8809,12 +8782,6 @@
         <w:gridCol w:w="3407"/>
       </w:tblGrid>
       <w:tr>
-        <w:tblPrEx>
-          <w:tblCellMar>
-            <w:top w:w="0" w:type="dxa"/>
-            <w:bottom w:w="0" w:type="dxa"/>
-          </w:tblCellMar>
-        </w:tblPrEx>
         <w:trPr>
           <w:tblHeader/>
         </w:trPr>
@@ -8956,12 +8923,6 @@
         </w:tc>
       </w:tr>
       <w:tr>
-        <w:tblPrEx>
-          <w:tblCellMar>
-            <w:top w:w="0" w:type="dxa"/>
-            <w:bottom w:w="0" w:type="dxa"/>
-          </w:tblCellMar>
-        </w:tblPrEx>
         <w:tc>
           <w:tcPr>
             <w:tcW w:w="600" w:type="dxa"/>
@@ -9092,12 +9053,6 @@
         </w:tc>
       </w:tr>
       <w:tr>
-        <w:tblPrEx>
-          <w:tblCellMar>
-            <w:top w:w="0" w:type="dxa"/>
-            <w:bottom w:w="0" w:type="dxa"/>
-          </w:tblCellMar>
-        </w:tblPrEx>
         <w:tc>
           <w:tcPr>
             <w:tcW w:w="600" w:type="dxa"/>
@@ -9228,12 +9183,6 @@
         </w:tc>
       </w:tr>
       <w:tr>
-        <w:tblPrEx>
-          <w:tblCellMar>
-            <w:top w:w="0" w:type="dxa"/>
-            <w:bottom w:w="0" w:type="dxa"/>
-          </w:tblCellMar>
-        </w:tblPrEx>
         <w:tc>
           <w:tcPr>
             <w:tcW w:w="600" w:type="dxa"/>
@@ -9384,12 +9333,6 @@
         </w:tc>
       </w:tr>
       <w:tr>
-        <w:tblPrEx>
-          <w:tblCellMar>
-            <w:top w:w="0" w:type="dxa"/>
-            <w:bottom w:w="0" w:type="dxa"/>
-          </w:tblCellMar>
-        </w:tblPrEx>
         <w:tc>
           <w:tcPr>
             <w:tcW w:w="600" w:type="dxa"/>
@@ -9530,12 +9473,6 @@
         </w:tc>
       </w:tr>
       <w:tr>
-        <w:tblPrEx>
-          <w:tblCellMar>
-            <w:top w:w="0" w:type="dxa"/>
-            <w:bottom w:w="0" w:type="dxa"/>
-          </w:tblCellMar>
-        </w:tblPrEx>
         <w:tc>
           <w:tcPr>
             <w:tcW w:w="600" w:type="dxa"/>
@@ -9666,12 +9603,6 @@
         </w:tc>
       </w:tr>
       <w:tr>
-        <w:tblPrEx>
-          <w:tblCellMar>
-            <w:top w:w="0" w:type="dxa"/>
-            <w:bottom w:w="0" w:type="dxa"/>
-          </w:tblCellMar>
-        </w:tblPrEx>
         <w:tc>
           <w:tcPr>
             <w:tcW w:w="600" w:type="dxa"/>
@@ -9802,12 +9733,6 @@
         </w:tc>
       </w:tr>
       <w:tr>
-        <w:tblPrEx>
-          <w:tblCellMar>
-            <w:top w:w="0" w:type="dxa"/>
-            <w:bottom w:w="0" w:type="dxa"/>
-          </w:tblCellMar>
-        </w:tblPrEx>
         <w:tc>
           <w:tcPr>
             <w:tcW w:w="600" w:type="dxa"/>
@@ -9938,12 +9863,6 @@
         </w:tc>
       </w:tr>
       <w:tr>
-        <w:tblPrEx>
-          <w:tblCellMar>
-            <w:top w:w="0" w:type="dxa"/>
-            <w:bottom w:w="0" w:type="dxa"/>
-          </w:tblCellMar>
-        </w:tblPrEx>
         <w:tc>
           <w:tcPr>
             <w:tcW w:w="600" w:type="dxa"/>
@@ -10084,12 +10003,6 @@
         </w:tc>
       </w:tr>
       <w:tr>
-        <w:tblPrEx>
-          <w:tblCellMar>
-            <w:top w:w="0" w:type="dxa"/>
-            <w:bottom w:w="0" w:type="dxa"/>
-          </w:tblCellMar>
-        </w:tblPrEx>
         <w:tc>
           <w:tcPr>
             <w:tcW w:w="600" w:type="dxa"/>
@@ -10230,12 +10143,6 @@
         </w:tc>
       </w:tr>
       <w:tr>
-        <w:tblPrEx>
-          <w:tblCellMar>
-            <w:top w:w="0" w:type="dxa"/>
-            <w:bottom w:w="0" w:type="dxa"/>
-          </w:tblCellMar>
-        </w:tblPrEx>
         <w:tc>
           <w:tcPr>
             <w:tcW w:w="600" w:type="dxa"/>
@@ -10445,12 +10352,6 @@
         <w:gridCol w:w="3860"/>
       </w:tblGrid>
       <w:tr>
-        <w:tblPrEx>
-          <w:tblCellMar>
-            <w:top w:w="0" w:type="dxa"/>
-            <w:bottom w:w="0" w:type="dxa"/>
-          </w:tblCellMar>
-        </w:tblPrEx>
         <w:trPr>
           <w:tblHeader/>
         </w:trPr>
@@ -10558,12 +10459,6 @@
         </w:tc>
       </w:tr>
       <w:tr>
-        <w:tblPrEx>
-          <w:tblCellMar>
-            <w:top w:w="0" w:type="dxa"/>
-            <w:bottom w:w="0" w:type="dxa"/>
-          </w:tblCellMar>
-        </w:tblPrEx>
         <w:tc>
           <w:tcPr>
             <w:tcW w:w="1500" w:type="dxa"/>
@@ -10656,12 +10551,6 @@
         </w:tc>
       </w:tr>
       <w:tr>
-        <w:tblPrEx>
-          <w:tblCellMar>
-            <w:top w:w="0" w:type="dxa"/>
-            <w:bottom w:w="0" w:type="dxa"/>
-          </w:tblCellMar>
-        </w:tblPrEx>
         <w:tc>
           <w:tcPr>
             <w:tcW w:w="1500" w:type="dxa"/>
@@ -10754,12 +10643,6 @@
         </w:tc>
       </w:tr>
       <w:tr>
-        <w:tblPrEx>
-          <w:tblCellMar>
-            <w:top w:w="0" w:type="dxa"/>
-            <w:bottom w:w="0" w:type="dxa"/>
-          </w:tblCellMar>
-        </w:tblPrEx>
         <w:tc>
           <w:tcPr>
             <w:tcW w:w="1500" w:type="dxa"/>
@@ -10852,12 +10735,6 @@
         </w:tc>
       </w:tr>
       <w:tr>
-        <w:tblPrEx>
-          <w:tblCellMar>
-            <w:top w:w="0" w:type="dxa"/>
-            <w:bottom w:w="0" w:type="dxa"/>
-          </w:tblCellMar>
-        </w:tblPrEx>
         <w:tc>
           <w:tcPr>
             <w:tcW w:w="1500" w:type="dxa"/>
@@ -10950,12 +10827,6 @@
         </w:tc>
       </w:tr>
       <w:tr>
-        <w:tblPrEx>
-          <w:tblCellMar>
-            <w:top w:w="0" w:type="dxa"/>
-            <w:bottom w:w="0" w:type="dxa"/>
-          </w:tblCellMar>
-        </w:tblPrEx>
         <w:tc>
           <w:tcPr>
             <w:tcW w:w="1500" w:type="dxa"/>
@@ -11048,12 +10919,6 @@
         </w:tc>
       </w:tr>
       <w:tr>
-        <w:tblPrEx>
-          <w:tblCellMar>
-            <w:top w:w="0" w:type="dxa"/>
-            <w:bottom w:w="0" w:type="dxa"/>
-          </w:tblCellMar>
-        </w:tblPrEx>
         <w:tc>
           <w:tcPr>
             <w:tcW w:w="1500" w:type="dxa"/>
@@ -11146,12 +11011,6 @@
         </w:tc>
       </w:tr>
       <w:tr>
-        <w:tblPrEx>
-          <w:tblCellMar>
-            <w:top w:w="0" w:type="dxa"/>
-            <w:bottom w:w="0" w:type="dxa"/>
-          </w:tblCellMar>
-        </w:tblPrEx>
         <w:tc>
           <w:tcPr>
             <w:tcW w:w="1500" w:type="dxa"/>
@@ -11244,12 +11103,6 @@
         </w:tc>
       </w:tr>
       <w:tr>
-        <w:tblPrEx>
-          <w:tblCellMar>
-            <w:top w:w="0" w:type="dxa"/>
-            <w:bottom w:w="0" w:type="dxa"/>
-          </w:tblCellMar>
-        </w:tblPrEx>
         <w:tc>
           <w:tcPr>
             <w:tcW w:w="1500" w:type="dxa"/>
@@ -11386,12 +11239,6 @@
         <w:gridCol w:w="3860"/>
       </w:tblGrid>
       <w:tr>
-        <w:tblPrEx>
-          <w:tblCellMar>
-            <w:top w:w="0" w:type="dxa"/>
-            <w:bottom w:w="0" w:type="dxa"/>
-          </w:tblCellMar>
-        </w:tblPrEx>
         <w:trPr>
           <w:tblHeader/>
         </w:trPr>
@@ -11499,12 +11346,6 @@
         </w:tc>
       </w:tr>
       <w:tr>
-        <w:tblPrEx>
-          <w:tblCellMar>
-            <w:top w:w="0" w:type="dxa"/>
-            <w:bottom w:w="0" w:type="dxa"/>
-          </w:tblCellMar>
-        </w:tblPrEx>
         <w:tc>
           <w:tcPr>
             <w:tcW w:w="1800" w:type="dxa"/>
@@ -11594,12 +11435,6 @@
         </w:tc>
       </w:tr>
       <w:tr>
-        <w:tblPrEx>
-          <w:tblCellMar>
-            <w:top w:w="0" w:type="dxa"/>
-            <w:bottom w:w="0" w:type="dxa"/>
-          </w:tblCellMar>
-        </w:tblPrEx>
         <w:tc>
           <w:tcPr>
             <w:tcW w:w="1800" w:type="dxa"/>
@@ -11689,12 +11524,6 @@
         </w:tc>
       </w:tr>
       <w:tr>
-        <w:tblPrEx>
-          <w:tblCellMar>
-            <w:top w:w="0" w:type="dxa"/>
-            <w:bottom w:w="0" w:type="dxa"/>
-          </w:tblCellMar>
-        </w:tblPrEx>
         <w:tc>
           <w:tcPr>
             <w:tcW w:w="1800" w:type="dxa"/>
@@ -11871,12 +11700,6 @@
         <w:gridCol w:w="6960"/>
       </w:tblGrid>
       <w:tr>
-        <w:tblPrEx>
-          <w:tblCellMar>
-            <w:top w:w="0" w:type="dxa"/>
-            <w:bottom w:w="0" w:type="dxa"/>
-          </w:tblCellMar>
-        </w:tblPrEx>
         <w:trPr>
           <w:tblHeader/>
         </w:trPr>
@@ -11950,12 +11773,6 @@
         </w:tc>
       </w:tr>
       <w:tr>
-        <w:tblPrEx>
-          <w:tblCellMar>
-            <w:top w:w="0" w:type="dxa"/>
-            <w:bottom w:w="0" w:type="dxa"/>
-          </w:tblCellMar>
-        </w:tblPrEx>
         <w:tc>
           <w:tcPr>
             <w:tcW w:w="2400" w:type="dxa"/>
@@ -12017,12 +11834,6 @@
         </w:tc>
       </w:tr>
       <w:tr>
-        <w:tblPrEx>
-          <w:tblCellMar>
-            <w:top w:w="0" w:type="dxa"/>
-            <w:bottom w:w="0" w:type="dxa"/>
-          </w:tblCellMar>
-        </w:tblPrEx>
         <w:tc>
           <w:tcPr>
             <w:tcW w:w="2400" w:type="dxa"/>
@@ -12084,12 +11895,6 @@
         </w:tc>
       </w:tr>
       <w:tr>
-        <w:tblPrEx>
-          <w:tblCellMar>
-            <w:top w:w="0" w:type="dxa"/>
-            <w:bottom w:w="0" w:type="dxa"/>
-          </w:tblCellMar>
-        </w:tblPrEx>
         <w:tc>
           <w:tcPr>
             <w:tcW w:w="2400" w:type="dxa"/>
@@ -12151,12 +11956,6 @@
         </w:tc>
       </w:tr>
       <w:tr>
-        <w:tblPrEx>
-          <w:tblCellMar>
-            <w:top w:w="0" w:type="dxa"/>
-            <w:bottom w:w="0" w:type="dxa"/>
-          </w:tblCellMar>
-        </w:tblPrEx>
         <w:tc>
           <w:tcPr>
             <w:tcW w:w="2400" w:type="dxa"/>
@@ -12218,12 +12017,6 @@
         </w:tc>
       </w:tr>
       <w:tr>
-        <w:tblPrEx>
-          <w:tblCellMar>
-            <w:top w:w="0" w:type="dxa"/>
-            <w:bottom w:w="0" w:type="dxa"/>
-          </w:tblCellMar>
-        </w:tblPrEx>
         <w:tc>
           <w:tcPr>
             <w:tcW w:w="2400" w:type="dxa"/>
